--- a/services/engine/fixtures/templates/CONTRATO_SERVICIOS.docx
+++ b/services/engine/fixtures/templates/CONTRATO_SERVICIOS.docx
@@ -14,7 +14,7 @@
     </w:p>
     <w:p>
       <w:r>
-        <w:t xml:space="preserve">En la ciudad de {city}, a {current_date}</w:t>
+        <w:t xml:space="preserve">En la ciudad de {{city}}, a {{current_date}}</w:t>
       </w:r>
     </w:p>
     <w:p>
@@ -29,12 +29,12 @@
     </w:p>
     <w:p>
       <w:r>
-        <w:t xml:space="preserve">EL CLIENTE: {client_name}, identificado con {client_document_type} N.° {client_document_number}, domiciliado en {client_address}.</w:t>
+        <w:t xml:space="preserve">EL CLIENTE: {{client_name}}, identificado con {{client_document_type}} N.° {{client_document_number}}, domiciliado en {{client_address}}.</w:t>
       </w:r>
     </w:p>
     <w:p>
       <w:r>
-        <w:t xml:space="preserve">EL ESTUDIO: {company_name}, con RUC {company_ruc}, representado por {lawyer_name}, abogado colegiado con matrícula {lawyer_colegiatura}, con domicilio procesal en {company_address}.</w:t>
+        <w:t xml:space="preserve">EL ESTUDIO: {{company_name}}, con RUC {{company_ruc}}, representado por {{lawyer_name}}, abogado colegiado con matrícula {{lawyer_colegiatura}}, con domicilio procesal en {{company_address}}.</w:t>
       </w:r>
     </w:p>
     <w:p>
@@ -44,17 +44,17 @@
     </w:p>
     <w:p>
       <w:r>
-        <w:t xml:space="preserve">OBJETO: {service_description}</w:t>
+        <w:t xml:space="preserve">OBJETO: {{service_description}}</w:t>
       </w:r>
     </w:p>
     <w:p>
       <w:r>
-        <w:t xml:space="preserve">HONORARIOS: {service_fee}</w:t>
+        <w:t xml:space="preserve">HONORARIOS: {{service_fee}}</w:t>
       </w:r>
     </w:p>
     <w:p>
       <w:r>
-        <w:t xml:space="preserve">PLAZO: {service_duration}</w:t>
+        <w:t xml:space="preserve">PLAZO: {{service_duration}}</w:t>
       </w:r>
     </w:p>
     <w:p>
@@ -64,7 +64,7 @@
     </w:p>
     <w:p>
       <w:r>
-        <w:t xml:space="preserve">Expediente N.° {case_number}</w:t>
+        <w:t xml:space="preserve">Expediente N.° {{case_number}}</w:t>
       </w:r>
     </w:p>
     <w:p>
